--- a/F2/Mauricio/evidencias de experiencias y capturas.docx
+++ b/F2/Mauricio/evidencias de experiencias y capturas.docx
@@ -14,178 +14,13 @@
     </w:p>
     <w:p>
       <w:r>
-        <w:t xml:space="preserve">C:\Users\reneg\AppData\Roaming\Python\Python313\site-packages\gcloud\__init__.py:17: </w:t>
-      </w:r>
-      <w:proofErr w:type="spellStart"/>
-      <w:r>
-        <w:t>UserWarning</w:t>
-      </w:r>
-      <w:proofErr w:type="spellEnd"/>
-      <w:r>
-        <w:t xml:space="preserve">: </w:t>
-      </w:r>
-      <w:proofErr w:type="spellStart"/>
-      <w:r>
-        <w:t>pkg_resources</w:t>
-      </w:r>
-      <w:proofErr w:type="spellEnd"/>
-      <w:r>
-        <w:t xml:space="preserve"> is </w:t>
-      </w:r>
-      <w:proofErr w:type="spellStart"/>
-      <w:r>
-        <w:t>deprecated</w:t>
-      </w:r>
-      <w:proofErr w:type="spellEnd"/>
-      <w:r>
-        <w:t xml:space="preserve"> as </w:t>
-      </w:r>
-      <w:proofErr w:type="spellStart"/>
-      <w:r>
-        <w:t>an</w:t>
-      </w:r>
-      <w:proofErr w:type="spellEnd"/>
-      <w:r>
-        <w:t xml:space="preserve"> API. See https://setuptools.pypa.io/en/latest/pkg_resources.html. The </w:t>
-      </w:r>
-      <w:proofErr w:type="spellStart"/>
-      <w:r>
-        <w:t>pkg_resources</w:t>
-      </w:r>
-      <w:proofErr w:type="spellEnd"/>
-      <w:r>
-        <w:t xml:space="preserve"> </w:t>
-      </w:r>
-      <w:proofErr w:type="spellStart"/>
-      <w:r>
-        <w:t>package</w:t>
-      </w:r>
-      <w:proofErr w:type="spellEnd"/>
-      <w:r>
-        <w:t xml:space="preserve"> is </w:t>
-      </w:r>
-      <w:proofErr w:type="spellStart"/>
-      <w:r>
-        <w:t>slated</w:t>
-      </w:r>
-      <w:proofErr w:type="spellEnd"/>
-      <w:r>
-        <w:t xml:space="preserve"> </w:t>
-      </w:r>
-      <w:proofErr w:type="spellStart"/>
-      <w:r>
-        <w:t>for</w:t>
-      </w:r>
-      <w:proofErr w:type="spellEnd"/>
-      <w:r>
-        <w:t xml:space="preserve"> </w:t>
-      </w:r>
-      <w:proofErr w:type="spellStart"/>
-      <w:r>
-        <w:t>removal</w:t>
-      </w:r>
-      <w:proofErr w:type="spellEnd"/>
-      <w:r>
-        <w:t xml:space="preserve"> as </w:t>
-      </w:r>
-      <w:proofErr w:type="spellStart"/>
-      <w:r>
-        <w:t>early</w:t>
-      </w:r>
-      <w:proofErr w:type="spellEnd"/>
-      <w:r>
-        <w:t xml:space="preserve"> as 2025-11-30. </w:t>
-      </w:r>
-      <w:proofErr w:type="spellStart"/>
-      <w:r>
-        <w:t>Refrain</w:t>
-      </w:r>
-      <w:proofErr w:type="spellEnd"/>
-      <w:r>
-        <w:t xml:space="preserve"> </w:t>
-      </w:r>
-      <w:proofErr w:type="spellStart"/>
-      <w:r>
-        <w:t>from</w:t>
-      </w:r>
-      <w:proofErr w:type="spellEnd"/>
-      <w:r>
-        <w:t xml:space="preserve"> </w:t>
-      </w:r>
-      <w:proofErr w:type="spellStart"/>
-      <w:r>
-        <w:t>using</w:t>
-      </w:r>
-      <w:proofErr w:type="spellEnd"/>
-      <w:r>
-        <w:t xml:space="preserve"> </w:t>
-      </w:r>
-      <w:proofErr w:type="spellStart"/>
-      <w:r>
-        <w:t>this</w:t>
-      </w:r>
-      <w:proofErr w:type="spellEnd"/>
-      <w:r>
-        <w:t xml:space="preserve"> </w:t>
-      </w:r>
-      <w:proofErr w:type="spellStart"/>
-      <w:r>
-        <w:t>package</w:t>
-      </w:r>
-      <w:proofErr w:type="spellEnd"/>
-      <w:r>
-        <w:t xml:space="preserve"> or pin </w:t>
-      </w:r>
-      <w:proofErr w:type="spellStart"/>
-      <w:r>
-        <w:t>to</w:t>
-      </w:r>
-      <w:proofErr w:type="spellEnd"/>
-      <w:r>
-        <w:t xml:space="preserve"> </w:t>
-      </w:r>
-      <w:proofErr w:type="spellStart"/>
-      <w:r>
-        <w:t>Setuptools</w:t>
-      </w:r>
-      <w:proofErr w:type="spellEnd"/>
-      <w:r>
-        <w:t>&lt;81.</w:t>
-      </w:r>
-    </w:p>
-    <w:p>
-      <w:r>
-        <w:t xml:space="preserve">  </w:t>
-      </w:r>
-      <w:proofErr w:type="spellStart"/>
-      <w:r>
-        <w:t>from</w:t>
-      </w:r>
-      <w:proofErr w:type="spellEnd"/>
-      <w:r>
-        <w:t xml:space="preserve"> </w:t>
-      </w:r>
-      <w:proofErr w:type="spellStart"/>
-      <w:r>
-        <w:t>pkg_resources</w:t>
-      </w:r>
-      <w:proofErr w:type="spellEnd"/>
-      <w:r>
-        <w:t xml:space="preserve"> </w:t>
-      </w:r>
-      <w:proofErr w:type="spellStart"/>
-      <w:r>
-        <w:t>import</w:t>
-      </w:r>
-      <w:proofErr w:type="spellEnd"/>
-      <w:r>
-        <w:t xml:space="preserve"> </w:t>
-      </w:r>
-      <w:proofErr w:type="spellStart"/>
-      <w:r>
-        <w:t>get_distribution</w:t>
-      </w:r>
-      <w:proofErr w:type="spellEnd"/>
+        <w:t>C:\Users\reneg\AppData\Roaming\Python\Python313\site-packages\gcloud\__init__.py:17: UserWarning: pkg_resources is deprecated as an API. See https://setuptools.pypa.io/en/latest/pkg_resources.html. The pkg_resources package is slated for removal as early as 2025-11-30. Refrain from using this package or pin to Setuptools&lt;81.</w:t>
+      </w:r>
+    </w:p>
+    <w:p>
+      <w:r>
+        <w:t xml:space="preserve">  from pkg_resources import get_distribution</w:t>
+      </w:r>
     </w:p>
     <w:p>
       <w:r>
@@ -243,182 +78,17 @@
     </w:p>
     <w:p>
       <w:r>
-        <w:t xml:space="preserve">C:\Users\reneg\AppData\Roaming\Python\Python313\site-packages\gcloud\__init__.py:17: </w:t>
-      </w:r>
-      <w:proofErr w:type="spellStart"/>
-      <w:r>
-        <w:t>UserWarning</w:t>
-      </w:r>
-      <w:proofErr w:type="spellEnd"/>
-      <w:r>
-        <w:t xml:space="preserve">: </w:t>
-      </w:r>
-      <w:proofErr w:type="spellStart"/>
-      <w:r>
-        <w:t>pkg_resources</w:t>
-      </w:r>
-      <w:proofErr w:type="spellEnd"/>
-      <w:r>
-        <w:t xml:space="preserve"> is </w:t>
-      </w:r>
-      <w:proofErr w:type="spellStart"/>
-      <w:r>
-        <w:t>deprecated</w:t>
-      </w:r>
-      <w:proofErr w:type="spellEnd"/>
-      <w:r>
-        <w:t xml:space="preserve"> as </w:t>
-      </w:r>
-      <w:proofErr w:type="spellStart"/>
-      <w:r>
-        <w:t>an</w:t>
-      </w:r>
-      <w:proofErr w:type="spellEnd"/>
-      <w:r>
-        <w:t xml:space="preserve"> API. See </w:t>
+        <w:t xml:space="preserve">C:\Users\reneg\AppData\Roaming\Python\Python313\site-packages\gcloud\__init__.py:17: UserWarning: pkg_resources is deprecated as an API. See </w:t>
       </w:r>
       <w:r>
         <w:lastRenderedPageBreak/>
-        <w:t xml:space="preserve">https://setuptools.pypa.io/en/latest/pkg_resources.html. The </w:t>
-      </w:r>
-      <w:proofErr w:type="spellStart"/>
-      <w:r>
-        <w:t>pkg_resources</w:t>
-      </w:r>
-      <w:proofErr w:type="spellEnd"/>
-      <w:r>
-        <w:t xml:space="preserve"> </w:t>
-      </w:r>
-      <w:proofErr w:type="spellStart"/>
-      <w:r>
-        <w:t>package</w:t>
-      </w:r>
-      <w:proofErr w:type="spellEnd"/>
-      <w:r>
-        <w:t xml:space="preserve"> is </w:t>
-      </w:r>
-      <w:proofErr w:type="spellStart"/>
-      <w:r>
-        <w:t>slated</w:t>
-      </w:r>
-      <w:proofErr w:type="spellEnd"/>
-      <w:r>
-        <w:t xml:space="preserve"> </w:t>
-      </w:r>
-      <w:proofErr w:type="spellStart"/>
-      <w:r>
-        <w:t>for</w:t>
-      </w:r>
-      <w:proofErr w:type="spellEnd"/>
-      <w:r>
-        <w:t xml:space="preserve"> </w:t>
-      </w:r>
-      <w:proofErr w:type="spellStart"/>
-      <w:r>
-        <w:t>removal</w:t>
-      </w:r>
-      <w:proofErr w:type="spellEnd"/>
-      <w:r>
-        <w:t xml:space="preserve"> as </w:t>
-      </w:r>
-      <w:proofErr w:type="spellStart"/>
-      <w:r>
-        <w:t>early</w:t>
-      </w:r>
-      <w:proofErr w:type="spellEnd"/>
-      <w:r>
-        <w:t xml:space="preserve"> as 2025-11-30. </w:t>
-      </w:r>
-      <w:proofErr w:type="spellStart"/>
-      <w:r>
-        <w:t>Refrain</w:t>
-      </w:r>
-      <w:proofErr w:type="spellEnd"/>
-      <w:r>
-        <w:t xml:space="preserve"> </w:t>
-      </w:r>
-      <w:proofErr w:type="spellStart"/>
-      <w:r>
-        <w:t>from</w:t>
-      </w:r>
-      <w:proofErr w:type="spellEnd"/>
-      <w:r>
-        <w:t xml:space="preserve"> </w:t>
-      </w:r>
-      <w:proofErr w:type="spellStart"/>
-      <w:r>
-        <w:t>using</w:t>
-      </w:r>
-      <w:proofErr w:type="spellEnd"/>
-      <w:r>
-        <w:t xml:space="preserve"> </w:t>
-      </w:r>
-      <w:proofErr w:type="spellStart"/>
-      <w:r>
-        <w:t>this</w:t>
-      </w:r>
-      <w:proofErr w:type="spellEnd"/>
-      <w:r>
-        <w:t xml:space="preserve"> </w:t>
-      </w:r>
-      <w:proofErr w:type="spellStart"/>
-      <w:r>
-        <w:t>package</w:t>
-      </w:r>
-      <w:proofErr w:type="spellEnd"/>
-      <w:r>
-        <w:t xml:space="preserve"> or pin </w:t>
-      </w:r>
-      <w:proofErr w:type="spellStart"/>
-      <w:r>
-        <w:t>to</w:t>
-      </w:r>
-      <w:proofErr w:type="spellEnd"/>
-      <w:r>
-        <w:t xml:space="preserve"> </w:t>
-      </w:r>
-      <w:proofErr w:type="spellStart"/>
-      <w:r>
-        <w:t>Setuptools</w:t>
-      </w:r>
-      <w:proofErr w:type="spellEnd"/>
-      <w:r>
-        <w:t>&lt;81.</w:t>
-      </w:r>
-    </w:p>
-    <w:p>
-      <w:r>
-        <w:t xml:space="preserve">  </w:t>
-      </w:r>
-      <w:proofErr w:type="spellStart"/>
-      <w:r>
-        <w:t>from</w:t>
-      </w:r>
-      <w:proofErr w:type="spellEnd"/>
-      <w:r>
-        <w:t xml:space="preserve"> </w:t>
-      </w:r>
-      <w:proofErr w:type="spellStart"/>
-      <w:r>
-        <w:t>pkg_resources</w:t>
-      </w:r>
-      <w:proofErr w:type="spellEnd"/>
-      <w:r>
-        <w:t xml:space="preserve"> </w:t>
-      </w:r>
-      <w:proofErr w:type="spellStart"/>
-      <w:r>
-        <w:t>import</w:t>
-      </w:r>
-      <w:proofErr w:type="spellEnd"/>
-      <w:r>
-        <w:t xml:space="preserve"> </w:t>
-      </w:r>
-      <w:proofErr w:type="spellStart"/>
-      <w:r>
-        <w:t>get_distribution</w:t>
-      </w:r>
-      <w:proofErr w:type="spellEnd"/>
+        <w:t>https://setuptools.pypa.io/en/latest/pkg_resources.html. The pkg_resources package is slated for removal as early as 2025-11-30. Refrain from using this package or pin to Setuptools&lt;81.</w:t>
+      </w:r>
+    </w:p>
+    <w:p>
+      <w:r>
+        <w:t xml:space="preserve">  from pkg_resources import get_distribution</w:t>
+      </w:r>
     </w:p>
     <w:p/>
     <w:p/>
@@ -434,39 +104,15 @@
           <w:b/>
           <w:bCs/>
         </w:rPr>
-        <w:t xml:space="preserve">Verificar si </w:t>
-      </w:r>
-      <w:proofErr w:type="spellStart"/>
-      <w:r>
-        <w:rPr>
-          <w:b/>
-          <w:bCs/>
-        </w:rPr>
-        <w:t>gcloud</w:t>
-      </w:r>
-      <w:proofErr w:type="spellEnd"/>
-      <w:r>
-        <w:rPr>
-          <w:b/>
-          <w:bCs/>
-        </w:rPr>
-        <w:t xml:space="preserve"> es la librería correcta</w:t>
-      </w:r>
-    </w:p>
-    <w:p>
-      <w:r>
-        <w:t xml:space="preserve">Para </w:t>
-      </w:r>
-      <w:proofErr w:type="gramStart"/>
-      <w:r>
-        <w:t xml:space="preserve">conectar </w:t>
-      </w:r>
-      <w:r>
-        <w:t xml:space="preserve"> Python</w:t>
-      </w:r>
-      <w:proofErr w:type="gramEnd"/>
-      <w:r>
-        <w:t xml:space="preserve"> con Google Cloud,  instala</w:t>
+        <w:t>Verificar si gcloud es la librería correcta</w:t>
+      </w:r>
+    </w:p>
+    <w:p>
+      <w:r>
+        <w:t xml:space="preserve">Para conectar </w:t>
+      </w:r>
+      <w:r>
+        <w:t xml:space="preserve"> Python con Google Cloud,  instala</w:t>
       </w:r>
       <w:r>
         <w:t>mos</w:t>
@@ -478,31 +124,7 @@
         <w:t>desconocimiento</w:t>
       </w:r>
       <w:r>
-        <w:t xml:space="preserve"> </w:t>
-      </w:r>
-      <w:proofErr w:type="spellStart"/>
-      <w:r>
-        <w:t>pip</w:t>
-      </w:r>
-      <w:proofErr w:type="spellEnd"/>
-      <w:r>
-        <w:t xml:space="preserve"> </w:t>
-      </w:r>
-      <w:proofErr w:type="spellStart"/>
-      <w:r>
-        <w:t>install</w:t>
-      </w:r>
-      <w:proofErr w:type="spellEnd"/>
-      <w:r>
-        <w:t xml:space="preserve"> </w:t>
-      </w:r>
-      <w:proofErr w:type="spellStart"/>
-      <w:r>
-        <w:t>gcloud</w:t>
-      </w:r>
-      <w:proofErr w:type="spellEnd"/>
-      <w:r>
-        <w:t>.</w:t>
+        <w:t xml:space="preserve"> pip install gcloud.</w:t>
       </w:r>
     </w:p>
     <w:p>
@@ -513,15 +135,7 @@
         </w:numPr>
       </w:pPr>
       <w:r>
-        <w:t>Esa librería (</w:t>
-      </w:r>
-      <w:proofErr w:type="spellStart"/>
-      <w:r>
-        <w:t>gcloud</w:t>
-      </w:r>
-      <w:proofErr w:type="spellEnd"/>
-      <w:r>
-        <w:t xml:space="preserve">) es muy antigua y está casi abandonada (por eso </w:t>
+        <w:t xml:space="preserve">Esa librería (gcloud) es muy antigua y está casi abandonada (por eso </w:t>
       </w:r>
       <w:r>
         <w:t>no</w:t>
@@ -552,23 +166,7 @@
         <w:t xml:space="preserve">o fue </w:t>
       </w:r>
       <w:r>
-        <w:t xml:space="preserve">instalar las librerías específicas modernas, como </w:t>
-      </w:r>
-      <w:proofErr w:type="spellStart"/>
-      <w:r>
-        <w:t>google-cloud-storage</w:t>
-      </w:r>
-      <w:proofErr w:type="spellEnd"/>
-      <w:r>
-        <w:t xml:space="preserve"> o </w:t>
-      </w:r>
-      <w:proofErr w:type="spellStart"/>
-      <w:r>
-        <w:t>google-cloud-core</w:t>
-      </w:r>
-      <w:proofErr w:type="spellEnd"/>
-      <w:r>
-        <w:t>.</w:t>
+        <w:t>instalar las librerías específicas modernas, como google-cloud-storage o google-cloud-core.</w:t>
       </w:r>
     </w:p>
     <w:p>
@@ -578,21 +176,12 @@
           <w:bCs/>
         </w:rPr>
       </w:pPr>
-      <w:proofErr w:type="spellStart"/>
       <w:r>
         <w:rPr>
           <w:b/>
           <w:bCs/>
         </w:rPr>
-        <w:t>Deesintalamos</w:t>
-      </w:r>
-      <w:proofErr w:type="spellEnd"/>
-      <w:r>
-        <w:rPr>
-          <w:b/>
-          <w:bCs/>
-        </w:rPr>
-        <w:t xml:space="preserve"> la vieja librería</w:t>
+        <w:t>Deesintalamos la vieja librería</w:t>
       </w:r>
     </w:p>
     <w:p>
@@ -663,39 +252,7 @@
     </w:p>
     <w:p>
       <w:r>
-        <w:t xml:space="preserve">La mayoría de las veces, lo que necesitas es </w:t>
-      </w:r>
-      <w:proofErr w:type="spellStart"/>
-      <w:r>
-        <w:t>google-cloud-storage</w:t>
-      </w:r>
-      <w:proofErr w:type="spellEnd"/>
-      <w:r>
-        <w:t xml:space="preserve"> (si vas a guardar archivos) o </w:t>
-      </w:r>
-      <w:proofErr w:type="spellStart"/>
-      <w:r>
-        <w:t>google-cloud-core</w:t>
-      </w:r>
-      <w:proofErr w:type="spellEnd"/>
-      <w:r>
-        <w:t xml:space="preserve"> (si necesitas funciones básicas). Lo más común es instalar la de </w:t>
-      </w:r>
-      <w:proofErr w:type="spellStart"/>
-      <w:r>
-        <w:t>storage</w:t>
-      </w:r>
-      <w:proofErr w:type="spellEnd"/>
-      <w:r>
-        <w:t xml:space="preserve">, y ella solita instala la </w:t>
-      </w:r>
-      <w:proofErr w:type="spellStart"/>
-      <w:r>
-        <w:t>core</w:t>
-      </w:r>
-      <w:proofErr w:type="spellEnd"/>
-      <w:r>
-        <w:t xml:space="preserve"> si la necesita.</w:t>
+        <w:t>La mayoría de las veces, lo que necesitas es google-cloud-storage (si vas a guardar archivos) o google-cloud-core (si necesitas funciones básicas). Lo más común es instalar la de storage, y ella solita instala la core si la necesita.</w:t>
       </w:r>
     </w:p>
     <w:p>
@@ -709,27 +266,9 @@
       </w:r>
     </w:p>
     <w:p>
-      <w:proofErr w:type="spellStart"/>
-      <w:r>
-        <w:t>pip</w:t>
-      </w:r>
-      <w:proofErr w:type="spellEnd"/>
-      <w:r>
-        <w:t xml:space="preserve"> </w:t>
-      </w:r>
-      <w:proofErr w:type="spellStart"/>
-      <w:r>
-        <w:t>install</w:t>
-      </w:r>
-      <w:proofErr w:type="spellEnd"/>
-      <w:r>
-        <w:t xml:space="preserve"> </w:t>
-      </w:r>
-      <w:proofErr w:type="spellStart"/>
-      <w:r>
-        <w:t>google-cloud-storage</w:t>
-      </w:r>
-      <w:proofErr w:type="spellEnd"/>
+      <w:r>
+        <w:t>pip install google-cloud-storage</w:t>
+      </w:r>
     </w:p>
     <w:p/>
     <w:p>
@@ -868,7 +407,6 @@
         <w:lastRenderedPageBreak/>
         <w:t xml:space="preserve">Este error ocurre porque la librería </w:t>
       </w:r>
-      <w:proofErr w:type="spellStart"/>
       <w:r>
         <w:rPr>
           <w:b/>
@@ -876,17 +414,8 @@
         </w:rPr>
         <w:t>Pyrebase</w:t>
       </w:r>
-      <w:proofErr w:type="spellEnd"/>
-      <w:r>
-        <w:t xml:space="preserve"> original está desactualizada y busca una dependencia llamada </w:t>
-      </w:r>
-      <w:proofErr w:type="spellStart"/>
-      <w:r>
-        <w:t>gcloud</w:t>
-      </w:r>
-      <w:proofErr w:type="spellEnd"/>
-      <w:r>
-        <w:t xml:space="preserve"> que ya no es estándar o no está instalada en tu entorno de Python 3.13.</w:t>
+      <w:r>
+        <w:t xml:space="preserve"> original está desactualizada y busca una dependencia llamada gcloud que ya no es estándar o no está instalada en tu entorno de Python 3.13.</w:t>
       </w:r>
     </w:p>
     <w:p>
@@ -898,15 +427,7 @@
         <w:t>Causa principal:</w:t>
       </w:r>
       <w:r>
-        <w:t xml:space="preserve"> La librería </w:t>
-      </w:r>
-      <w:proofErr w:type="spellStart"/>
-      <w:r>
-        <w:t>Pyrebase</w:t>
-      </w:r>
-      <w:proofErr w:type="spellEnd"/>
-      <w:r>
-        <w:t xml:space="preserve"> original no ha recibido mantenimiento en años y tiene problemas de compatibilidad con versiones recientes</w:t>
+        <w:t xml:space="preserve"> La librería Pyrebase original no ha recibido mantenimiento en años y tiene problemas de compatibilidad con versiones recientes</w:t>
       </w:r>
       <w:r>
         <w:t>.</w:t>
@@ -966,27 +487,9 @@
       </w:r>
     </w:p>
     <w:p>
-      <w:proofErr w:type="spellStart"/>
-      <w:r>
-        <w:t>pip</w:t>
-      </w:r>
-      <w:proofErr w:type="spellEnd"/>
-      <w:r>
-        <w:t xml:space="preserve"> </w:t>
-      </w:r>
-      <w:proofErr w:type="spellStart"/>
-      <w:r>
-        <w:t>uninstall</w:t>
-      </w:r>
-      <w:proofErr w:type="spellEnd"/>
-      <w:r>
-        <w:t xml:space="preserve"> </w:t>
-      </w:r>
-      <w:proofErr w:type="spellStart"/>
-      <w:r>
-        <w:t>pyrebase</w:t>
-      </w:r>
-      <w:proofErr w:type="spellEnd"/>
+      <w:r>
+        <w:t>pip uninstall pyrebase</w:t>
+      </w:r>
     </w:p>
     <w:p>
       <w:pPr>
@@ -1025,21 +528,8 @@
       </w:r>
     </w:p>
     <w:p>
-      <w:proofErr w:type="spellStart"/>
-      <w:r>
-        <w:t>pip</w:t>
-      </w:r>
-      <w:proofErr w:type="spellEnd"/>
-      <w:r>
-        <w:t xml:space="preserve"> </w:t>
-      </w:r>
-      <w:proofErr w:type="spellStart"/>
-      <w:r>
-        <w:t>install</w:t>
-      </w:r>
-      <w:proofErr w:type="spellEnd"/>
-      <w:r>
-        <w:t xml:space="preserve"> pyrebase4</w:t>
+      <w:r>
+        <w:t>pip install pyrebase4</w:t>
       </w:r>
     </w:p>
     <w:p>
@@ -1692,6 +1182,47 @@
                   </pic:nvPicPr>
                   <pic:blipFill>
                     <a:blip r:embed="rId22"/>
+                    <a:stretch>
+                      <a:fillRect/>
+                    </a:stretch>
+                  </pic:blipFill>
+                  <pic:spPr>
+                    <a:xfrm>
+                      <a:off x="0" y="0"/>
+                      <a:ext cx="5612130" cy="4489450"/>
+                    </a:xfrm>
+                    <a:prstGeom prst="rect">
+                      <a:avLst/>
+                    </a:prstGeom>
+                  </pic:spPr>
+                </pic:pic>
+              </a:graphicData>
+            </a:graphic>
+          </wp:inline>
+        </w:drawing>
+      </w:r>
+      <w:r>
+        <w:rPr>
+          <w:noProof/>
+        </w:rPr>
+        <w:lastRenderedPageBreak/>
+        <w:drawing>
+          <wp:inline distT="0" distB="0" distL="0" distR="0" wp14:anchorId="0B7FA319" wp14:editId="22615D06">
+            <wp:extent cx="5612130" cy="4489450"/>
+            <wp:effectExtent l="0" t="0" r="7620" b="6350"/>
+            <wp:docPr id="2090803110" name="Imagen 1"/>
+            <wp:cNvGraphicFramePr>
+              <a:graphicFrameLocks xmlns:a="http://schemas.openxmlformats.org/drawingml/2006/main" noChangeAspect="1"/>
+            </wp:cNvGraphicFramePr>
+            <a:graphic xmlns:a="http://schemas.openxmlformats.org/drawingml/2006/main">
+              <a:graphicData uri="http://schemas.openxmlformats.org/drawingml/2006/picture">
+                <pic:pic xmlns:pic="http://schemas.openxmlformats.org/drawingml/2006/picture">
+                  <pic:nvPicPr>
+                    <pic:cNvPr id="2090803110" name=""/>
+                    <pic:cNvPicPr/>
+                  </pic:nvPicPr>
+                  <pic:blipFill>
+                    <a:blip r:embed="rId23"/>
                     <a:stretch>
                       <a:fillRect/>
                     </a:stretch>
